--- a/002-maze-madness/worksheets/extension-complete-maze-beginner.docx
+++ b/002-maze-madness/worksheets/extension-complete-maze-beginner.docx
@@ -13,7 +13,7 @@
           <w:b/>
           <w:sz w:val="40"/>
         </w:rPr>
-        <w:t>🧩 M002 Extension 4 — Worksheet (Beginner)</w:t>
+        <w:t>🧩 M002 Extension 4 — Complete the Maze</w:t>
       </w:r>
     </w:p>
     <w:p>
@@ -55,7 +55,7 @@
         <w:t>Time:</w:t>
       </w:r>
       <w:r>
-        <w:t xml:space="preserve"> about 35 minutes</w:t>
+        <w:t xml:space="preserve"> about 30 minutes</w:t>
       </w:r>
     </w:p>
     <w:p>
@@ -64,16 +64,7 @@
         <w:keepLines/>
       </w:pPr>
       <w:r>
-        <w:t xml:space="preserve">This is a </w:t>
-      </w:r>
-      <w:r>
-        <w:rPr>
-          <w:b/>
-        </w:rPr>
-        <w:t>challenge</w:t>
-      </w:r>
-      <w:r>
-        <w:t xml:space="preserve"> for students who finished the weekly mazes. The agent already knows </w:t>
+        <w:t xml:space="preserve">The agent knows </w:t>
       </w:r>
       <w:r>
         <w:rPr>
@@ -82,25 +73,16 @@
         <w:t>four rules</w:t>
       </w:r>
       <w:r>
-        <w:t xml:space="preserve"> for following redstone through a 3D maze. But it is </w:t>
+        <w:t xml:space="preserve"> to follow redstone. But it gets </w:t>
       </w:r>
       <w:r>
         <w:rPr>
           <w:b/>
         </w:rPr>
-        <w:t>not finished</w:t>
+        <w:t>stuck</w:t>
       </w:r>
       <w:r>
-        <w:t xml:space="preserve"> — at two spots it gets stuck because one redstone signal is not enough. You will look at each stuck spot, see </w:t>
-      </w:r>
-      <w:r>
-        <w:rPr>
-          <w:b/>
-        </w:rPr>
-        <w:t>which two signals</w:t>
-      </w:r>
-      <w:r>
-        <w:t xml:space="preserve"> are on, and add your own </w:t>
+        <w:t xml:space="preserve"> at two spots. There, two signals are on at once. You find the two signals and add your own </w:t>
       </w:r>
       <w:r>
         <w:rPr>
@@ -109,7 +91,7 @@
         <w:t>AND</w:t>
       </w:r>
       <w:r>
-        <w:t xml:space="preserve"> rule (two things true at once). Then get the agent to the goal.</w:t>
+        <w:t xml:space="preserve"> rule.</w:t>
       </w:r>
     </w:p>
     <w:p>
@@ -125,7 +107,7 @@
           <w:color w:val="1A4D2E"/>
           <w:sz w:val="30"/>
         </w:rPr>
-        <w:t>1 · The Four Rules the Agent Knows 🎛️</w:t>
+        <w:t>1 · The Four Rules 🎛️</w:t>
       </w:r>
     </w:p>
     <w:p>
@@ -134,7 +116,7 @@
         <w:keepLines/>
       </w:pPr>
       <w:r>
-        <w:t xml:space="preserve">Each rule checks </w:t>
+        <w:t xml:space="preserve">Each rule sees </w:t>
       </w:r>
       <w:r>
         <w:rPr>
@@ -143,7 +125,7 @@
         <w:t>one</w:t>
       </w:r>
       <w:r>
-        <w:t xml:space="preserve"> redstone signal and does </w:t>
+        <w:t xml:space="preserve"> signal and does </w:t>
       </w:r>
       <w:r>
         <w:rPr>
@@ -194,7 +176,7 @@
         <w:rPr>
           <w:b/>
         </w:rPr>
-        <w:t>Draw a line to match each signal to its action. You will reuse these actions in your own rules.</w:t>
+        <w:t>Draw a line to match. You will reuse these.</w:t>
       </w:r>
     </w:p>
     <w:p>
@@ -221,7 +203,7 @@
         <w:keepLines/>
       </w:pPr>
       <w:r>
-        <w:t>| redstone on the left | → | move up |</w:t>
+        <w:t>| redstone left | → | move up |</w:t>
       </w:r>
     </w:p>
     <w:p>
@@ -248,7 +230,7 @@
         <w:keepLines/>
       </w:pPr>
       <w:r>
-        <w:t>| redstone on the right | → | move down |</w:t>
+        <w:t>| redstone right | → | move down |</w:t>
       </w:r>
     </w:p>
     <w:p>
@@ -327,7 +309,7 @@
         <w:t>both</w:t>
       </w:r>
       <w:r>
-        <w:t xml:space="preserve"> things are true.</w:t>
+        <w:t xml:space="preserve"> are true.</w:t>
       </w:r>
     </w:p>
     <w:p>
@@ -343,7 +325,7 @@
           <w:rFonts w:ascii="Consolas" w:hAnsi="Consolas" w:cs="Consolas"/>
           <w:sz w:val="21"/>
         </w:rPr>
-        <w:t>if redstone on the LEFT AND redstone BELOW:</w:t>
+        <w:t>if redstone LEFT AND redstone BELOW:</w:t>
         <w:br/>
         <w:t xml:space="preserve">    turn right</w:t>
         <w:br/>
@@ -359,7 +341,7 @@
         <w:rPr>
           <w:b/>
         </w:rPr>
-        <w:t>(This is just an example.) There is redstone on the left, but NOT below. Is the AND true? Circle one:</w:t>
+        <w:t>Left on, but NOT below. Is the AND true?</w:t>
       </w:r>
       <w:r>
         <w:t xml:space="preserve"> yes · no</w:t>
@@ -413,7 +395,7 @@
         <w:rPr>
           <w:b/>
         </w:rPr>
-        <w:t>There is redstone on the left AND redstone below. Is the AND true? Circle one:</w:t>
+        <w:t>Left on AND below on. Is the AND true?</w:t>
       </w:r>
       <w:r>
         <w:t xml:space="preserve"> yes · no</w:t>
@@ -467,7 +449,7 @@
         <w:rPr>
           <w:b/>
         </w:rPr>
-        <w:t>When the AND is true, the agent does the action for _each_ signal — so it does TWO things. How many actions does an AND rule with two signals need?</w:t>
+        <w:t>An AND with two signals needs how many actions?</w:t>
       </w:r>
     </w:p>
     <w:p>
@@ -560,7 +542,7 @@
         <w:t>two</w:t>
       </w:r>
       <w:r>
-        <w:t xml:space="preserve"> spots because two signals are on at once. Walk to each spot and look around the agent.</w:t>
+        <w:t xml:space="preserve"> spots. Walk to each one and look around the agent.</w:t>
       </w:r>
     </w:p>
     <w:p>
@@ -572,7 +554,7 @@
         <w:rPr>
           <w:b/>
         </w:rPr>
-        <w:t>Which signals are on at each stuck spot? Tick all you see.</w:t>
+        <w:t>Tick the signals you see.</w:t>
       </w:r>
     </w:p>
     <w:p>
@@ -690,7 +672,7 @@
         <w:keepLines/>
       </w:pPr>
       <w:r>
-        <w:t>Use the two signals you ticked for each spot, and the actions from the table in section 1.</w:t>
+        <w:t>Use the signals you ticked and the actions from section 1.</w:t>
       </w:r>
     </w:p>
     <w:p>
@@ -702,10 +684,7 @@
         <w:rPr>
           <w:b/>
         </w:rPr>
-        <w:t>Stuck spot 1</w:t>
-      </w:r>
-      <w:r>
-        <w:t xml:space="preserve"> — fill in the two signals and the two actions:</w:t>
+        <w:t>Stuck spot 1 — fill the blanks:</w:t>
       </w:r>
     </w:p>
     <w:p>
@@ -721,7 +700,7 @@
           <w:rFonts w:ascii="Consolas" w:hAnsi="Consolas" w:cs="Consolas"/>
           <w:sz w:val="21"/>
         </w:rPr>
-        <w:t>if redstone on the ______ AND redstone ______:</w:t>
+        <w:t>if redstone ______ AND redstone ______:</w:t>
         <w:br/>
         <w:t xml:space="preserve">    ______________</w:t>
         <w:br/>
@@ -776,10 +755,7 @@
         <w:rPr>
           <w:b/>
         </w:rPr>
-        <w:t>Stuck spot 2</w:t>
-      </w:r>
-      <w:r>
-        <w:t xml:space="preserve"> — write the whole rule yourself:</w:t>
+        <w:t>Stuck spot 2 — write the whole rule:</w:t>
       </w:r>
     </w:p>
     <w:p>
@@ -847,264 +823,7 @@
           <w:color w:val="1A4D2E"/>
           <w:sz w:val="30"/>
         </w:rPr>
-        <w:t>5 · Find the Difference 🐛</w:t>
-      </w:r>
-    </w:p>
-    <w:p>
-      <w:pPr>
-        <w:keepNext/>
-        <w:keepLines/>
-      </w:pPr>
-      <w:r>
-        <w:t>Each pair shows clean steps first, then a broken version. Circle what is different and write one short sentence about the bug.</w:t>
-      </w:r>
-    </w:p>
-    <w:p>
-      <w:pPr>
-        <w:keepNext/>
-        <w:keepLines/>
-      </w:pPr>
-      <w:r>
-        <w:rPr>
-          <w:b/>
-        </w:rPr>
-        <w:t>Pair A</w:t>
-      </w:r>
-      <w:r>
-        <w:t xml:space="preserve"> — A rule should fire only when </w:t>
-      </w:r>
-      <w:r>
-        <w:rPr>
-          <w:b/>
-        </w:rPr>
-        <w:t>both</w:t>
-      </w:r>
-      <w:r>
-        <w:t xml:space="preserve"> signals are on.</w:t>
-      </w:r>
-    </w:p>
-    <w:p>
-      <w:pPr>
-        <w:spacing w:before="40" w:after="160"/>
-        <w:ind w:left="288"/>
-        <w:keepNext/>
-        <w:keepLines/>
-        <w:shd w:val="clear" w:fill="F4F4F4"/>
-      </w:pPr>
-      <w:r>
-        <w:rPr>
-          <w:rFonts w:ascii="Consolas" w:hAnsi="Consolas" w:cs="Consolas"/>
-          <w:sz w:val="21"/>
-        </w:rPr>
-        <w:t># clean</w:t>
-        <w:br/>
-        <w:t>if redstone on the LEFT AND redstone BELOW:</w:t>
-        <w:br/>
-        <w:t xml:space="preserve">    turn right</w:t>
-        <w:br/>
-        <w:t xml:space="preserve">    move up</w:t>
-      </w:r>
-    </w:p>
-    <w:p>
-      <w:pPr>
-        <w:spacing w:before="40" w:after="160"/>
-        <w:ind w:left="288"/>
-        <w:keepNext/>
-        <w:keepLines/>
-        <w:shd w:val="clear" w:fill="F4F4F4"/>
-      </w:pPr>
-      <w:r>
-        <w:rPr>
-          <w:rFonts w:ascii="Consolas" w:hAnsi="Consolas" w:cs="Consolas"/>
-          <w:sz w:val="21"/>
-        </w:rPr>
-        <w:t># buggy</w:t>
-        <w:br/>
-        <w:t>if redstone on the LEFT OR redstone BELOW:</w:t>
-        <w:br/>
-        <w:t xml:space="preserve">    turn right</w:t>
-        <w:br/>
-        <w:t xml:space="preserve">    move up</w:t>
-      </w:r>
-    </w:p>
-    <w:p>
-      <w:pPr>
-        <w:keepNext/>
-        <w:keepLines/>
-      </w:pPr>
-      <w:r>
-        <w:rPr>
-          <w:b/>
-        </w:rPr>
-        <w:t>What is wrong? With OR, how many of the two does the agent need?</w:t>
-      </w:r>
-    </w:p>
-    <w:p>
-      <w:pPr>
-        <w:spacing w:after="0" w:before="0" w:line="520" w:lineRule="exact"/>
-        <w:keepNext/>
-        <w:keepLines/>
-        <w:pBdr>
-          <w:bottom w:val="single" w:sz="6" w:space="1" w:color="C9C9C9"/>
-        </w:pBdr>
-      </w:pPr>
-      <w:r>
-        <w:t xml:space="preserve"> </w:t>
-      </w:r>
-    </w:p>
-    <w:p>
-      <w:pPr>
-        <w:spacing w:after="0" w:before="0" w:line="520" w:lineRule="exact"/>
-        <w:keepNext/>
-        <w:keepLines/>
-        <w:pBdr>
-          <w:bottom w:val="single" w:sz="6" w:space="1" w:color="C9C9C9"/>
-        </w:pBdr>
-      </w:pPr>
-      <w:r>
-        <w:t xml:space="preserve"> </w:t>
-      </w:r>
-    </w:p>
-    <w:p>
-      <w:pPr>
-        <w:spacing w:after="0" w:before="0" w:line="520" w:lineRule="exact"/>
-        <w:keepNext w:val="0"/>
-        <w:keepLines/>
-        <w:pBdr>
-          <w:bottom w:val="single" w:sz="6" w:space="1" w:color="C9C9C9"/>
-        </w:pBdr>
-      </w:pPr>
-      <w:r>
-        <w:t xml:space="preserve"> </w:t>
-      </w:r>
-    </w:p>
-    <w:p>
-      <w:pPr>
-        <w:keepNext/>
-        <w:keepLines/>
-      </w:pPr>
-      <w:r>
-        <w:rPr>
-          <w:b/>
-        </w:rPr>
-        <w:t>Pair B</w:t>
-      </w:r>
-      <w:r>
-        <w:t xml:space="preserve"> — A rule with two signals needs </w:t>
-      </w:r>
-      <w:r>
-        <w:rPr>
-          <w:b/>
-        </w:rPr>
-        <w:t>two</w:t>
-      </w:r>
-      <w:r>
-        <w:t xml:space="preserve"> actions.</w:t>
-      </w:r>
-    </w:p>
-    <w:p>
-      <w:pPr>
-        <w:spacing w:before="40" w:after="160"/>
-        <w:ind w:left="288"/>
-        <w:keepNext/>
-        <w:keepLines/>
-        <w:shd w:val="clear" w:fill="F4F4F4"/>
-      </w:pPr>
-      <w:r>
-        <w:rPr>
-          <w:rFonts w:ascii="Consolas" w:hAnsi="Consolas" w:cs="Consolas"/>
-          <w:sz w:val="21"/>
-        </w:rPr>
-        <w:t># clean</w:t>
-        <w:br/>
-        <w:t>turn right</w:t>
-        <w:br/>
-        <w:t>move up</w:t>
-      </w:r>
-    </w:p>
-    <w:p>
-      <w:pPr>
-        <w:spacing w:before="40" w:after="160"/>
-        <w:ind w:left="288"/>
-        <w:keepNext/>
-        <w:keepLines/>
-        <w:shd w:val="clear" w:fill="F4F4F4"/>
-      </w:pPr>
-      <w:r>
-        <w:rPr>
-          <w:rFonts w:ascii="Consolas" w:hAnsi="Consolas" w:cs="Consolas"/>
-          <w:sz w:val="21"/>
-        </w:rPr>
-        <w:t># buggy</w:t>
-        <w:br/>
-        <w:t>turn right</w:t>
-      </w:r>
-    </w:p>
-    <w:p>
-      <w:pPr>
-        <w:keepNext/>
-        <w:keepLines/>
-      </w:pPr>
-      <w:r>
-        <w:rPr>
-          <w:b/>
-        </w:rPr>
-        <w:t>What is wrong? What does the agent forget to do?</w:t>
-      </w:r>
-    </w:p>
-    <w:p>
-      <w:pPr>
-        <w:spacing w:after="0" w:before="0" w:line="520" w:lineRule="exact"/>
-        <w:keepNext/>
-        <w:keepLines/>
-        <w:pBdr>
-          <w:bottom w:val="single" w:sz="6" w:space="1" w:color="C9C9C9"/>
-        </w:pBdr>
-      </w:pPr>
-      <w:r>
-        <w:t xml:space="preserve"> </w:t>
-      </w:r>
-    </w:p>
-    <w:p>
-      <w:pPr>
-        <w:spacing w:after="0" w:before="0" w:line="520" w:lineRule="exact"/>
-        <w:keepNext/>
-        <w:keepLines/>
-        <w:pBdr>
-          <w:bottom w:val="single" w:sz="6" w:space="1" w:color="C9C9C9"/>
-        </w:pBdr>
-      </w:pPr>
-      <w:r>
-        <w:t xml:space="preserve"> </w:t>
-      </w:r>
-    </w:p>
-    <w:p>
-      <w:pPr>
-        <w:spacing w:after="0" w:before="0" w:line="520" w:lineRule="exact"/>
-        <w:keepNext w:val="0"/>
-        <w:keepLines/>
-        <w:pBdr>
-          <w:bottom w:val="single" w:sz="6" w:space="1" w:color="C9C9C9"/>
-        </w:pBdr>
-      </w:pPr>
-      <w:r>
-        <w:t xml:space="preserve"> </w:t>
-      </w:r>
-    </w:p>
-    <w:p>
-      <w:pPr>
-        <w:keepNext/>
-        <w:keepLines/>
-        <w:pageBreakBefore/>
-        <w:spacing w:before="40" w:after="120"/>
-      </w:pPr>
-      <w:r>
-        <w:rPr>
-          <w:b/>
-          <w:color w:val="1A4D2E"/>
-          <w:sz w:val="30"/>
-        </w:rPr>
-        <w:t>6 · Finish the Whole Maze 📸</w:t>
+        <w:t>5 · Finish the Whole Maze 📸</w:t>
       </w:r>
     </w:p>
     <w:p>
@@ -1124,7 +843,7 @@
         <w:t>run</w:t>
       </w:r>
       <w:r>
-        <w:t xml:space="preserve"> and watch the agent. The goal is to reach the </w:t>
+        <w:t xml:space="preserve">. The goal is to reach the </w:t>
       </w:r>
       <w:r>
         <w:rPr>
@@ -1133,7 +852,7 @@
         <w:t>very end</w:t>
       </w:r>
       <w:r>
-        <w:t>. If it gets stuck, fix your AND rules and run again.</w:t>
+        <w:t>. If it sticks, fix your AND rules and run again.</w:t>
       </w:r>
     </w:p>
     <w:p>
@@ -1142,7 +861,7 @@
         <w:keepLines/>
       </w:pPr>
       <w:r>
-        <w:t>When the agent finishes, come back here. Send a photo or video of the agent at the goal, then explain what you did. Use these sentence starters — write 2 or 3 sentences.</w:t>
+        <w:t>Send a photo or video of the agent at the goal. Then write 2 or 3 sentences with these starters.</w:t>
       </w:r>
     </w:p>
     <w:p>
@@ -1157,7 +876,7 @@
           <w:i/>
           <w:color w:val="444444"/>
         </w:rPr>
-        <w:t>The agent already knew four rules, like …</w:t>
+        <w:t>The agent knew four rules, like …</w:t>
       </w:r>
     </w:p>
     <w:p>
@@ -1172,7 +891,7 @@
           <w:i/>
           <w:color w:val="444444"/>
         </w:rPr>
-        <w:t>At the first stuck spot the two signals were … and …</w:t>
+        <w:t>The two signals at the first stuck spot were … and …</w:t>
       </w:r>
     </w:p>
     <w:p>
@@ -1187,264 +906,7 @@
           <w:i/>
           <w:color w:val="444444"/>
         </w:rPr>
-        <w:t>An AND rule means the agent needs …</w:t>
-      </w:r>
-    </w:p>
-    <w:p>
-      <w:pPr>
-        <w:spacing w:after="0" w:before="0" w:line="520" w:lineRule="exact"/>
-        <w:keepNext/>
-        <w:keepLines/>
-        <w:pBdr>
-          <w:bottom w:val="single" w:sz="6" w:space="1" w:color="C9C9C9"/>
-        </w:pBdr>
-      </w:pPr>
-      <w:r>
-        <w:t xml:space="preserve"> </w:t>
-      </w:r>
-    </w:p>
-    <w:p>
-      <w:pPr>
-        <w:spacing w:after="0" w:before="0" w:line="520" w:lineRule="exact"/>
-        <w:keepNext/>
-        <w:keepLines/>
-        <w:pBdr>
-          <w:bottom w:val="single" w:sz="6" w:space="1" w:color="C9C9C9"/>
-        </w:pBdr>
-      </w:pPr>
-      <w:r>
-        <w:t xml:space="preserve"> </w:t>
-      </w:r>
-    </w:p>
-    <w:p>
-      <w:pPr>
-        <w:spacing w:after="0" w:before="0" w:line="520" w:lineRule="exact"/>
-        <w:keepNext/>
-        <w:keepLines/>
-        <w:pBdr>
-          <w:bottom w:val="single" w:sz="6" w:space="1" w:color="C9C9C9"/>
-        </w:pBdr>
-      </w:pPr>
-      <w:r>
-        <w:t xml:space="preserve"> </w:t>
-      </w:r>
-    </w:p>
-    <w:p>
-      <w:pPr>
-        <w:spacing w:after="0" w:before="0" w:line="520" w:lineRule="exact"/>
-        <w:keepNext/>
-        <w:keepLines/>
-        <w:pBdr>
-          <w:bottom w:val="single" w:sz="6" w:space="1" w:color="C9C9C9"/>
-        </w:pBdr>
-      </w:pPr>
-      <w:r>
-        <w:t xml:space="preserve"> </w:t>
-      </w:r>
-    </w:p>
-    <w:p>
-      <w:pPr>
-        <w:spacing w:after="0" w:before="0" w:line="520" w:lineRule="exact"/>
-        <w:keepNext/>
-        <w:keepLines/>
-        <w:pBdr>
-          <w:bottom w:val="single" w:sz="6" w:space="1" w:color="C9C9C9"/>
-        </w:pBdr>
-      </w:pPr>
-      <w:r>
-        <w:t xml:space="preserve"> </w:t>
-      </w:r>
-    </w:p>
-    <w:p>
-      <w:pPr>
-        <w:spacing w:after="0" w:before="0" w:line="520" w:lineRule="exact"/>
-        <w:keepNext/>
-        <w:keepLines/>
-        <w:pBdr>
-          <w:bottom w:val="single" w:sz="6" w:space="1" w:color="C9C9C9"/>
-        </w:pBdr>
-      </w:pPr>
-      <w:r>
-        <w:t xml:space="preserve"> </w:t>
-      </w:r>
-    </w:p>
-    <w:p>
-      <w:pPr>
-        <w:spacing w:after="0" w:before="0" w:line="520" w:lineRule="exact"/>
-        <w:keepNext/>
-        <w:keepLines/>
-        <w:pBdr>
-          <w:bottom w:val="single" w:sz="6" w:space="1" w:color="C9C9C9"/>
-        </w:pBdr>
-      </w:pPr>
-      <w:r>
-        <w:t xml:space="preserve"> </w:t>
-      </w:r>
-    </w:p>
-    <w:p>
-      <w:pPr>
-        <w:spacing w:after="0" w:before="0" w:line="520" w:lineRule="exact"/>
-        <w:keepNext/>
-        <w:keepLines/>
-        <w:pBdr>
-          <w:bottom w:val="single" w:sz="6" w:space="1" w:color="C9C9C9"/>
-        </w:pBdr>
-      </w:pPr>
-      <w:r>
-        <w:t xml:space="preserve"> </w:t>
-      </w:r>
-    </w:p>
-    <w:p>
-      <w:pPr>
-        <w:spacing w:after="0" w:before="0" w:line="520" w:lineRule="exact"/>
-        <w:keepNext w:val="0"/>
-        <w:keepLines/>
-        <w:pBdr>
-          <w:bottom w:val="single" w:sz="6" w:space="1" w:color="C9C9C9"/>
-        </w:pBdr>
-      </w:pPr>
-      <w:r>
-        <w:t xml:space="preserve"> </w:t>
-      </w:r>
-    </w:p>
-    <w:p>
-      <w:pPr>
-        <w:keepNext/>
-        <w:keepLines/>
-        <w:pageBreakBefore/>
-        <w:spacing w:before="40" w:after="120"/>
-      </w:pPr>
-      <w:r>
-        <w:rPr>
-          <w:b/>
-          <w:color w:val="1A4D2E"/>
-          <w:sz w:val="30"/>
-        </w:rPr>
-        <w:t>7 · Record Your Walkthrough 🎥</w:t>
-      </w:r>
-    </w:p>
-    <w:p>
-      <w:pPr>
-        <w:keepNext/>
-        <w:keepLines/>
-      </w:pPr>
-      <w:r>
-        <w:t xml:space="preserve">Take a video on your phone (or a parent's phone) while the agent solves the maze. Talk like you are teaching a friend. Try to use these words: </w:t>
-      </w:r>
-      <w:r>
-        <w:rPr>
-          <w:b/>
-        </w:rPr>
-        <w:t>redstone</w:t>
-      </w:r>
-      <w:r>
-        <w:t xml:space="preserve">, </w:t>
-      </w:r>
-      <w:r>
-        <w:rPr>
-          <w:b/>
-        </w:rPr>
-        <w:t>AND</w:t>
-      </w:r>
-      <w:r>
-        <w:t xml:space="preserve">, </w:t>
-      </w:r>
-      <w:r>
-        <w:rPr>
-          <w:b/>
-        </w:rPr>
-        <w:t>both</w:t>
-      </w:r>
-      <w:r>
-        <w:t xml:space="preserve">, </w:t>
-      </w:r>
-      <w:r>
-        <w:rPr>
-          <w:b/>
-        </w:rPr>
-        <w:t>turn</w:t>
-      </w:r>
-      <w:r>
-        <w:t xml:space="preserve">, </w:t>
-      </w:r>
-      <w:r>
-        <w:rPr>
-          <w:b/>
-        </w:rPr>
-        <w:t>move up</w:t>
-      </w:r>
-      <w:r>
-        <w:t>.</w:t>
-      </w:r>
-    </w:p>
-    <w:p>
-      <w:pPr>
-        <w:keepNext/>
-        <w:keepLines/>
-        <w:spacing w:after="60"/>
-        <w:ind w:left="864"/>
-      </w:pPr>
-      <w:r>
-        <w:t>1.  Show the maze and the redstone.</w:t>
-      </w:r>
-    </w:p>
-    <w:p>
-      <w:pPr>
-        <w:keepNext/>
-        <w:keepLines/>
-        <w:spacing w:after="60"/>
-        <w:ind w:left="864"/>
-      </w:pPr>
-      <w:r>
-        <w:t xml:space="preserve">2.  Type </w:t>
-      </w:r>
-      <w:r>
-        <w:rPr>
-          <w:rFonts w:ascii="Consolas" w:hAnsi="Consolas" w:cs="Consolas"/>
-          <w:sz w:val="21"/>
-          <w:shd w:val="clear" w:fill="EEEEEE"/>
-        </w:rPr>
-        <w:t>run</w:t>
-      </w:r>
-      <w:r>
-        <w:t xml:space="preserve"> and show the agent following it.</w:t>
-      </w:r>
-    </w:p>
-    <w:p>
-      <w:pPr>
-        <w:keepNext/>
-        <w:keepLines/>
-        <w:spacing w:after="60"/>
-        <w:ind w:left="864"/>
-      </w:pPr>
-      <w:r>
-        <w:t>3.  Say out loud the two signals your AND rule needs.</w:t>
-      </w:r>
-    </w:p>
-    <w:p>
-      <w:pPr>
-        <w:keepNext/>
-        <w:keepLines/>
-        <w:spacing w:after="60"/>
-        <w:ind w:left="864"/>
-      </w:pPr>
-      <w:r>
-        <w:t>4.  Show the agent reaching the goal.</w:t>
-      </w:r>
-    </w:p>
-    <w:p>
-      <w:pPr>
-        <w:keepNext/>
-        <w:keepLines/>
-      </w:pPr>
-      <w:r>
-        <w:rPr>
-          <w:b/>
-        </w:rPr>
-        <w:t>Write what you will say in your video.</w:t>
-      </w:r>
-      <w:r>
-        <w:t xml:space="preserve"> You can read from it while filming.</w:t>
+        <w:t>An AND rule needs …</w:t>
       </w:r>
     </w:p>
     <w:p>
